--- a/proposal_ai/storage/outputs/TEST-DOCX_proposal_v1.docx
+++ b/proposal_ai/storage/outputs/TEST-DOCX_proposal_v1.docx
@@ -37,7 +37,7 @@
         <w:rPr>
           <w:sz w:val="28"/>
         </w:rPr>
-        <w:t>제출일자: 2026년 04월 22일</w:t>
+        <w:t>제출일자: 2026년 05월 04일</w:t>
       </w:r>
     </w:p>
     <w:p>
@@ -48,7 +48,7 @@
         <w:rPr>
           <w:sz w:val="28"/>
         </w:rPr>
-        <w:t>제안사: 주식회사 예시웹에이전시</w:t>
+        <w:t>제안사: 크림하우스 주식회사</w:t>
       </w:r>
     </w:p>
     <w:p>
@@ -59,7 +59,7 @@
         <w:rPr>
           <w:sz w:val="28"/>
         </w:rPr>
-        <w:t>대표이사: 우진</w:t>
+        <w:t>대표이사: 최우진</w:t>
       </w:r>
     </w:p>
     <w:p>
